--- a/resumes/LeoBerman_CE_resume.docx
+++ b/resumes/LeoBerman_CE_resume.docx
@@ -1,6 +1,6 @@
 
 <file path=word/document.xml><?xml version="1.0" encoding="utf-8"?>
-<w:document xmlns:wpc="http://schemas.microsoft.com/office/word/2010/wordprocessingCanvas" xmlns:cx="http://schemas.microsoft.com/office/drawing/2014/chartex" xmlns:cx1="http://schemas.microsoft.com/office/drawing/2015/9/8/chartex" xmlns:cx2="http://schemas.microsoft.com/office/drawing/2015/10/21/chartex" xmlns:cx3="http://schemas.microsoft.com/office/drawing/2016/5/9/chartex" xmlns:cx4="http://schemas.microsoft.com/office/drawing/2016/5/10/chartex" xmlns:cx5="http://schemas.microsoft.com/office/drawing/2016/5/11/chartex" xmlns:cx6="http://schemas.microsoft.com/office/drawing/2016/5/12/chartex" xmlns:cx7="http://schemas.microsoft.com/office/drawing/2016/5/13/chartex" xmlns:cx8="http://schemas.microsoft.com/office/drawing/2016/5/14/chartex" xmlns:mc="http://schemas.openxmlformats.org/markup-compatibility/2006" xmlns:aink="http://schemas.microsoft.com/office/drawing/2016/ink" xmlns:am3d="http://schemas.microsoft.com/office/drawing/2017/model3d" xmlns:o="urn:schemas-microsoft-com:office:office" xmlns:oel="http://schemas.microsoft.com/office/2019/extlst" xmlns:r="http://schemas.openxmlformats.org/officeDocument/2006/relationships" xmlns:m="http://schemas.openxmlformats.org/officeDocument/2006/math" xmlns:v="urn:schemas-microsoft-com:vml" xmlns:wp14="http://schemas.microsoft.com/office/word/2010/wordprocessingDrawing" xmlns:wp="http://schemas.openxmlformats.org/drawingml/2006/wordprocessingDrawing" xmlns:w10="urn:schemas-microsoft-com:office:word" xmlns:w="http://schemas.openxmlformats.org/wordprocessingml/2006/main" xmlns:w14="http://schemas.microsoft.com/office/word/2010/wordml" xmlns:w15="http://schemas.microsoft.com/office/word/2012/wordml" xmlns:w16cex="http://schemas.microsoft.com/office/word/2018/wordml/cex" xmlns:w16cid="http://schemas.microsoft.com/office/word/2016/wordml/cid" xmlns:w16="http://schemas.microsoft.com/office/word/2018/wordml" xmlns:w16du="http://schemas.microsoft.com/office/word/2023/wordml/word16du" xmlns:w16sdtdh="http://schemas.microsoft.com/office/word/2020/wordml/sdtdatahash" xmlns:w16se="http://schemas.microsoft.com/office/word/2015/wordml/symex" xmlns:wpg="http://schemas.microsoft.com/office/word/2010/wordprocessingGroup" xmlns:wpi="http://schemas.microsoft.com/office/word/2010/wordprocessingInk" xmlns:wne="http://schemas.microsoft.com/office/word/2006/wordml" xmlns:wps="http://schemas.microsoft.com/office/word/2010/wordprocessingShape" mc:Ignorable="w14 w15 w16se w16cid w16 w16cex w16sdtdh w16du wp14">
+<w:document xmlns:wpc="http://schemas.microsoft.com/office/word/2010/wordprocessingCanvas" xmlns:cx="http://schemas.microsoft.com/office/drawing/2014/chartex" xmlns:cx1="http://schemas.microsoft.com/office/drawing/2015/9/8/chartex" xmlns:cx2="http://schemas.microsoft.com/office/drawing/2015/10/21/chartex" xmlns:cx3="http://schemas.microsoft.com/office/drawing/2016/5/9/chartex" xmlns:cx4="http://schemas.microsoft.com/office/drawing/2016/5/10/chartex" xmlns:cx5="http://schemas.microsoft.com/office/drawing/2016/5/11/chartex" xmlns:cx6="http://schemas.microsoft.com/office/drawing/2016/5/12/chartex" xmlns:cx7="http://schemas.microsoft.com/office/drawing/2016/5/13/chartex" xmlns:cx8="http://schemas.microsoft.com/office/drawing/2016/5/14/chartex" xmlns:mc="http://schemas.openxmlformats.org/markup-compatibility/2006" xmlns:aink="http://schemas.microsoft.com/office/drawing/2016/ink" xmlns:am3d="http://schemas.microsoft.com/office/drawing/2017/model3d" xmlns:o="urn:schemas-microsoft-com:office:office" xmlns:oel="http://schemas.microsoft.com/office/2019/extlst" xmlns:r="http://schemas.openxmlformats.org/officeDocument/2006/relationships" xmlns:m="http://schemas.openxmlformats.org/officeDocument/2006/math" xmlns:v="urn:schemas-microsoft-com:vml" xmlns:wp14="http://schemas.microsoft.com/office/word/2010/wordprocessingDrawing" xmlns:wp="http://schemas.openxmlformats.org/drawingml/2006/wordprocessingDrawing" xmlns:w10="urn:schemas-microsoft-com:office:word" xmlns:w="http://schemas.openxmlformats.org/wordprocessingml/2006/main" xmlns:w14="http://schemas.microsoft.com/office/word/2010/wordml" xmlns:w15="http://schemas.microsoft.com/office/word/2012/wordml" xmlns:w16cex="http://schemas.microsoft.com/office/word/2018/wordml/cex" xmlns:w16cid="http://schemas.microsoft.com/office/word/2016/wordml/cid" xmlns:w16="http://schemas.microsoft.com/office/word/2018/wordml" xmlns:w16du="http://schemas.microsoft.com/office/word/2023/wordml/word16du" xmlns:w16sdtdh="http://schemas.microsoft.com/office/word/2020/wordml/sdtdatahash" xmlns:w16sdtfl="http://schemas.microsoft.com/office/word/2024/wordml/sdtformatlock" xmlns:w16se="http://schemas.microsoft.com/office/word/2015/wordml/symex" xmlns:wpg="http://schemas.microsoft.com/office/word/2010/wordprocessingGroup" xmlns:wpi="http://schemas.microsoft.com/office/word/2010/wordprocessingInk" xmlns:wne="http://schemas.microsoft.com/office/word/2006/wordml" xmlns:wps="http://schemas.microsoft.com/office/word/2010/wordprocessingShape" mc:Ignorable="w14 w15 w16se w16cid w16 w16cex w16sdtdh w16sdtfl w16du wp14">
   <w:body>
     <w:p>
       <w:pPr>
@@ -49,87 +49,13 @@
         <w:rPr>
           <w:color w:val="0F0F0F"/>
         </w:rPr>
-        <w:t>E</w:t>
-      </w:r>
-      <w:r>
-        <w:rPr>
-          <w:color w:val="0F0F0F"/>
-        </w:rPr>
-        <w:t xml:space="preserve">merging </w:t>
-      </w:r>
-      <w:r>
-        <w:rPr>
-          <w:color w:val="0F0F0F"/>
-        </w:rPr>
-        <w:t>C</w:t>
-      </w:r>
-      <w:r>
-        <w:rPr>
-          <w:color w:val="0F0F0F"/>
-        </w:rPr>
-        <w:t xml:space="preserve">omputer </w:t>
-      </w:r>
-      <w:r>
-        <w:rPr>
-          <w:color w:val="0F0F0F"/>
-        </w:rPr>
-        <w:t>E</w:t>
-      </w:r>
-      <w:r>
-        <w:rPr>
-          <w:color w:val="0F0F0F"/>
-        </w:rPr>
-        <w:t>ngineer</w:t>
-      </w:r>
-      <w:r>
-        <w:rPr>
-          <w:color w:val="0F0F0F"/>
-        </w:rPr>
-        <w:t>ing</w:t>
-      </w:r>
-      <w:r>
-        <w:rPr>
-          <w:color w:val="0F0F0F"/>
-        </w:rPr>
-        <w:t xml:space="preserve"> graduate with a </w:t>
-      </w:r>
-      <w:r>
-        <w:rPr>
-          <w:color w:val="0F0F0F"/>
-        </w:rPr>
-        <w:t xml:space="preserve">drive to utilize problem solving </w:t>
-      </w:r>
-      <w:r>
-        <w:rPr>
-          <w:color w:val="0F0F0F"/>
-        </w:rPr>
-        <w:t>in programming. I’m currently seeking to apply my skills and experience to a</w:t>
-      </w:r>
-      <w:r>
-        <w:rPr>
-          <w:color w:val="0F0F0F"/>
-        </w:rPr>
-        <w:t xml:space="preserve"> </w:t>
-      </w:r>
-      <w:r>
-        <w:rPr>
-          <w:color w:val="0F0F0F"/>
-        </w:rPr>
-        <w:t>development role with a focus on software development</w:t>
-      </w:r>
-      <w:r>
-        <w:rPr>
-          <w:color w:val="0F0F0F"/>
-        </w:rPr>
-        <w:t>.</w:t>
-      </w:r>
-    </w:p>
-    <w:p>
-      <w:pPr>
-        <w:spacing w:after="20"/>
-        <w:ind w:left="-274"/>
-        <w:rPr>
-          <w:bCs/>
+        <w:t>With professional experience in the software development lifecycle and automation, educational experience in low-level programming, and experience leading a research team in the development of an end-to-end product. I’m open to roles that emphasize autonomy, growth, and balance for early-career professionals.</w:t>
+      </w:r>
+    </w:p>
+    <w:p>
+      <w:pPr>
+        <w:ind w:left="-274"/>
+        <w:rPr>
           <w:sz w:val="26"/>
           <w:szCs w:val="26"/>
         </w:rPr>
@@ -142,13 +68,10 @@
           <w:sz w:val="26"/>
           <w:szCs w:val="26"/>
         </w:rPr>
-        <w:t>Education</w:t>
-      </w:r>
-      <w:bookmarkEnd w:id="0"/>
-      <w:r>
-        <w:rPr>
-          <w:b/>
-          <w:color w:val="1155CC"/>
+        <w:t>Experience</w:t>
+      </w:r>
+      <w:r>
+        <w:rPr>
           <w:sz w:val="26"/>
           <w:szCs w:val="26"/>
         </w:rPr>
@@ -156,10 +79,611 @@
       </w:r>
       <w:r>
         <w:rPr>
-          <w:bCs/>
           <w:sz w:val="26"/>
           <w:szCs w:val="26"/>
         </w:rPr>
+        <w:t>____________________________________________________________________</w:t>
+      </w:r>
+    </w:p>
+    <w:p>
+      <w:pPr>
+        <w:spacing w:after="20"/>
+        <w:ind w:left="-274"/>
+        <w:rPr>
+          <w:b/>
+        </w:rPr>
+      </w:pPr>
+      <w:proofErr w:type="spellStart"/>
+      <w:r>
+        <w:rPr>
+          <w:b/>
+        </w:rPr>
+        <w:t>Fullstack</w:t>
+      </w:r>
+      <w:proofErr w:type="spellEnd"/>
+      <w:r>
+        <w:rPr>
+          <w:b/>
+        </w:rPr>
+        <w:t xml:space="preserve"> Software Engineer</w:t>
+      </w:r>
+      <w:r>
+        <w:rPr>
+          <w:b/>
+        </w:rPr>
+        <w:ptab w:relativeTo="margin" w:alignment="right" w:leader="none"/>
+      </w:r>
+      <w:r>
+        <w:rPr>
+          <w:b/>
+        </w:rPr>
+        <w:t>Jan</w:t>
+      </w:r>
+      <w:r>
+        <w:rPr>
+          <w:b/>
+        </w:rPr>
+        <w:t xml:space="preserve"> 202</w:t>
+      </w:r>
+      <w:r>
+        <w:rPr>
+          <w:b/>
+        </w:rPr>
+        <w:t>5</w:t>
+      </w:r>
+      <w:r>
+        <w:rPr>
+          <w:b/>
+        </w:rPr>
+        <w:t xml:space="preserve"> – </w:t>
+      </w:r>
+      <w:r>
+        <w:rPr>
+          <w:b/>
+        </w:rPr>
+        <w:t>Current</w:t>
+      </w:r>
+    </w:p>
+    <w:p>
+      <w:pPr>
+        <w:spacing w:after="20"/>
+        <w:ind w:left="-274"/>
+        <w:rPr>
+          <w:bCs/>
+        </w:rPr>
+      </w:pPr>
+      <w:proofErr w:type="spellStart"/>
+      <w:r>
+        <w:rPr>
+          <w:bCs/>
+        </w:rPr>
+        <w:t>Bazefield</w:t>
+      </w:r>
+      <w:proofErr w:type="spellEnd"/>
+      <w:r>
+        <w:rPr>
+          <w:bCs/>
+        </w:rPr>
+        <w:ptab w:relativeTo="margin" w:alignment="right" w:leader="none"/>
+      </w:r>
+      <w:r>
+        <w:rPr>
+          <w:bCs/>
+        </w:rPr>
+        <w:t>Philadelphia</w:t>
+      </w:r>
+      <w:r>
+        <w:rPr>
+          <w:bCs/>
+        </w:rPr>
+        <w:t>, PA</w:t>
+      </w:r>
+    </w:p>
+    <w:p>
+      <w:pPr>
+        <w:spacing w:line="312" w:lineRule="auto"/>
+        <w:ind w:left="-274"/>
+        <w:rPr>
+          <w:color w:val="1155CC"/>
+        </w:rPr>
+      </w:pPr>
+      <w:r>
+        <w:rPr>
+          <w:color w:val="1155CC"/>
+        </w:rPr>
+        <w:t xml:space="preserve">•   </w:t>
+      </w:r>
+      <w:r>
+        <w:t>Focusing primarily on Security, C# backend optimization, OT protocol integration, and contract-dependent bugs.</w:t>
+      </w:r>
+    </w:p>
+    <w:p>
+      <w:pPr>
+        <w:spacing w:line="312" w:lineRule="auto"/>
+        <w:ind w:left="-274"/>
+      </w:pPr>
+      <w:r>
+        <w:rPr>
+          <w:color w:val="1155CC"/>
+        </w:rPr>
+        <w:t xml:space="preserve">•   </w:t>
+      </w:r>
+      <w:r>
+        <w:t>Implemented secure logging, encrypted configuration files, and frontend censoring for the backend service responsible for ingesting external data sources (OPCUA, DNP3, Modbus, SQL Historians).</w:t>
+      </w:r>
+    </w:p>
+    <w:p>
+      <w:pPr>
+        <w:spacing w:line="312" w:lineRule="auto"/>
+        <w:ind w:left="-274"/>
+      </w:pPr>
+      <w:r>
+        <w:rPr>
+          <w:color w:val="1155CC"/>
+        </w:rPr>
+        <w:t xml:space="preserve">•   </w:t>
+      </w:r>
+      <w:r>
+        <w:t xml:space="preserve">Developing and maintaining a backend service for structured REST requests for integration across other platforms with the </w:t>
+      </w:r>
+      <w:proofErr w:type="spellStart"/>
+      <w:r>
+        <w:t>Bazefield</w:t>
+      </w:r>
+      <w:proofErr w:type="spellEnd"/>
+      <w:r>
+        <w:t xml:space="preserve"> </w:t>
+      </w:r>
+      <w:proofErr w:type="spellStart"/>
+      <w:r>
+        <w:t>encironment</w:t>
+      </w:r>
+      <w:proofErr w:type="spellEnd"/>
+      <w:r>
+        <w:t xml:space="preserve"> </w:t>
+      </w:r>
+      <w:r>
+        <w:t>(product ownership)</w:t>
+      </w:r>
+    </w:p>
+    <w:p>
+      <w:pPr>
+        <w:spacing w:line="312" w:lineRule="auto"/>
+        <w:ind w:left="-274"/>
+        <w:rPr>
+          <w:color w:val="1155CC"/>
+        </w:rPr>
+      </w:pPr>
+      <w:r>
+        <w:rPr>
+          <w:color w:val="1155CC"/>
+        </w:rPr>
+        <w:t xml:space="preserve">•  </w:t>
+      </w:r>
+      <w:r>
+        <w:rPr>
+          <w:color w:val="1155CC"/>
+        </w:rPr>
+        <w:t xml:space="preserve"> </w:t>
+      </w:r>
+      <w:r>
+        <w:t>Developed product knowledge to become domain expert for specific product escalation topics to support product deployment and integrate delivery with our team (R&amp;D).</w:t>
+      </w:r>
+    </w:p>
+    <w:p>
+      <w:pPr>
+        <w:spacing w:after="20"/>
+        <w:ind w:left="-274"/>
+        <w:rPr>
+          <w:b/>
+        </w:rPr>
+      </w:pPr>
+      <w:r>
+        <w:rPr>
+          <w:b/>
+        </w:rPr>
+        <w:t xml:space="preserve">Automation </w:t>
+      </w:r>
+      <w:r>
+        <w:rPr>
+          <w:b/>
+        </w:rPr>
+        <w:t>Engineering Intern</w:t>
+      </w:r>
+      <w:r>
+        <w:rPr>
+          <w:b/>
+        </w:rPr>
+        <w:ptab w:relativeTo="margin" w:alignment="right" w:leader="none"/>
+      </w:r>
+      <w:r>
+        <w:rPr>
+          <w:b/>
+        </w:rPr>
+        <w:t>May 2024 – August 2024</w:t>
+      </w:r>
+    </w:p>
+    <w:p>
+      <w:pPr>
+        <w:spacing w:after="20"/>
+        <w:ind w:left="-274"/>
+        <w:rPr>
+          <w:bCs/>
+        </w:rPr>
+      </w:pPr>
+      <w:proofErr w:type="spellStart"/>
+      <w:r>
+        <w:rPr>
+          <w:bCs/>
+        </w:rPr>
+        <w:t>Ezsoft</w:t>
+      </w:r>
+      <w:proofErr w:type="spellEnd"/>
+      <w:r>
+        <w:rPr>
+          <w:bCs/>
+        </w:rPr>
+        <w:t>. Inc</w:t>
+      </w:r>
+      <w:r>
+        <w:rPr>
+          <w:bCs/>
+        </w:rPr>
+        <w:ptab w:relativeTo="margin" w:alignment="right" w:leader="none"/>
+      </w:r>
+      <w:r>
+        <w:rPr>
+          <w:bCs/>
+        </w:rPr>
+        <w:t>Malvern, PA</w:t>
+      </w:r>
+    </w:p>
+    <w:p>
+      <w:pPr>
+        <w:spacing w:line="312" w:lineRule="auto"/>
+        <w:ind w:left="-274"/>
+        <w:rPr>
+          <w:color w:val="1155CC"/>
+        </w:rPr>
+      </w:pPr>
+      <w:r>
+        <w:rPr>
+          <w:color w:val="1155CC"/>
+        </w:rPr>
+        <w:t xml:space="preserve">•   </w:t>
+      </w:r>
+      <w:r>
+        <w:t>Programm</w:t>
+      </w:r>
+      <w:r>
+        <w:t>ed</w:t>
+      </w:r>
+      <w:r>
+        <w:t xml:space="preserve"> component software for PLCs (Programmable Logic Controller</w:t>
+      </w:r>
+      <w:r>
+        <w:t>s</w:t>
+      </w:r>
+      <w:r>
+        <w:t xml:space="preserve">) </w:t>
+      </w:r>
+      <w:r>
+        <w:t>to ISA-88 and ISA-95 standards</w:t>
+      </w:r>
+      <w:r>
+        <w:t>.</w:t>
+      </w:r>
+    </w:p>
+    <w:p>
+      <w:pPr>
+        <w:spacing w:line="312" w:lineRule="auto"/>
+        <w:ind w:left="-274"/>
+      </w:pPr>
+      <w:r>
+        <w:rPr>
+          <w:color w:val="1155CC"/>
+        </w:rPr>
+        <w:t xml:space="preserve">•   </w:t>
+      </w:r>
+      <w:r>
+        <w:t xml:space="preserve">Created Python/VBA applications </w:t>
+      </w:r>
+      <w:r>
+        <w:t xml:space="preserve">for </w:t>
+      </w:r>
+      <w:r>
+        <w:t>in-program error checking</w:t>
+      </w:r>
+      <w:r>
+        <w:t xml:space="preserve"> to</w:t>
+      </w:r>
+      <w:r>
+        <w:t xml:space="preserve"> </w:t>
+      </w:r>
+      <w:r>
+        <w:t>save 4+ hours of billable on-site hours for customers.</w:t>
+      </w:r>
+    </w:p>
+    <w:p>
+      <w:pPr>
+        <w:spacing w:line="312" w:lineRule="auto"/>
+        <w:ind w:left="-274"/>
+        <w:rPr>
+          <w:color w:val="1155CC"/>
+        </w:rPr>
+      </w:pPr>
+      <w:r>
+        <w:rPr>
+          <w:color w:val="1155CC"/>
+        </w:rPr>
+        <w:t xml:space="preserve">•   </w:t>
+      </w:r>
+      <w:r>
+        <w:t>Investigated time-sensitive system failures using a combination of on-site visits and remote access</w:t>
+      </w:r>
+      <w:r>
+        <w:t>.</w:t>
+      </w:r>
+    </w:p>
+    <w:p>
+      <w:pPr>
+        <w:ind w:left="-274"/>
+        <w:rPr>
+          <w:b/>
+          <w:bCs/>
+        </w:rPr>
+      </w:pPr>
+      <w:r>
+        <w:rPr>
+          <w:b/>
+          <w:bCs/>
+        </w:rPr>
+        <w:t>Research Assistant</w:t>
+      </w:r>
+      <w:r>
+        <w:rPr>
+          <w:b/>
+          <w:bCs/>
+        </w:rPr>
+        <w:ptab w:relativeTo="margin" w:alignment="right" w:leader="none"/>
+      </w:r>
+      <w:r>
+        <w:rPr>
+          <w:b/>
+          <w:bCs/>
+        </w:rPr>
+        <w:t>March 2024 – Current</w:t>
+      </w:r>
+    </w:p>
+    <w:p>
+      <w:pPr>
+        <w:ind w:left="-274"/>
+      </w:pPr>
+      <w:r>
+        <w:t>Dr. Samuel Rosen’s BDC Research Lab</w:t>
+      </w:r>
+      <w:r>
+        <w:ptab w:relativeTo="margin" w:alignment="right" w:leader="none"/>
+      </w:r>
+      <w:r>
+        <w:t>Philadelphia, PA</w:t>
+      </w:r>
+    </w:p>
+    <w:p>
+      <w:pPr>
+        <w:pBdr>
+          <w:top w:val="nil"/>
+          <w:left w:val="nil"/>
+          <w:bottom w:val="nil"/>
+          <w:right w:val="nil"/>
+          <w:between w:val="nil"/>
+        </w:pBdr>
+        <w:spacing w:line="312" w:lineRule="auto"/>
+        <w:ind w:left="-274"/>
+      </w:pPr>
+      <w:r>
+        <w:rPr>
+          <w:color w:val="1155CC"/>
+        </w:rPr>
+        <w:t xml:space="preserve">•   </w:t>
+      </w:r>
+      <w:r>
+        <w:t>Utiliz</w:t>
+      </w:r>
+      <w:r>
+        <w:t>ed</w:t>
+      </w:r>
+      <w:r>
+        <w:t xml:space="preserve"> Pandas, </w:t>
+      </w:r>
+      <w:proofErr w:type="spellStart"/>
+      <w:r>
+        <w:t>BeautifulSoup</w:t>
+      </w:r>
+      <w:proofErr w:type="spellEnd"/>
+      <w:r>
+        <w:t xml:space="preserve">, </w:t>
+      </w:r>
+      <w:proofErr w:type="spellStart"/>
+      <w:r>
+        <w:t>Pyppeteer</w:t>
+      </w:r>
+      <w:proofErr w:type="spellEnd"/>
+      <w:r>
+        <w:t xml:space="preserve">, Selenium, and Requests </w:t>
+      </w:r>
+      <w:r>
+        <w:t xml:space="preserve">Python </w:t>
+      </w:r>
+      <w:r>
+        <w:t xml:space="preserve">libraries to scrape </w:t>
+      </w:r>
+      <w:r>
+        <w:t>SEC’s SOI tables</w:t>
+      </w:r>
+      <w:r>
+        <w:t>.</w:t>
+      </w:r>
+    </w:p>
+    <w:p>
+      <w:pPr>
+        <w:pBdr>
+          <w:top w:val="nil"/>
+          <w:left w:val="nil"/>
+          <w:bottom w:val="nil"/>
+          <w:right w:val="nil"/>
+          <w:between w:val="nil"/>
+        </w:pBdr>
+        <w:spacing w:line="312" w:lineRule="auto"/>
+        <w:ind w:left="-274"/>
+      </w:pPr>
+      <w:r>
+        <w:rPr>
+          <w:color w:val="1155CC"/>
+        </w:rPr>
+        <w:t xml:space="preserve">•   </w:t>
+      </w:r>
+      <w:r>
+        <w:t>I</w:t>
+      </w:r>
+      <w:r>
+        <w:t xml:space="preserve">mplemented novel </w:t>
+      </w:r>
+      <w:r>
+        <w:t xml:space="preserve">method </w:t>
+      </w:r>
+      <w:r>
+        <w:t xml:space="preserve">using </w:t>
+      </w:r>
+      <w:r>
+        <w:t xml:space="preserve">cell </w:t>
+      </w:r>
+      <w:r>
+        <w:t>size</w:t>
+      </w:r>
+      <w:r>
+        <w:t>s</w:t>
+      </w:r>
+      <w:r>
+        <w:t xml:space="preserve"> to improve deliverable time 400% from 24+ hours to </w:t>
+      </w:r>
+      <w:r>
+        <w:t xml:space="preserve">under </w:t>
+      </w:r>
+      <w:r>
+        <w:t>6</w:t>
+      </w:r>
+      <w:r>
+        <w:t xml:space="preserve"> hours</w:t>
+      </w:r>
+      <w:r>
+        <w:t>.</w:t>
+      </w:r>
+    </w:p>
+    <w:p>
+      <w:pPr>
+        <w:ind w:left="-274"/>
+        <w:rPr>
+          <w:b/>
+          <w:bCs/>
+        </w:rPr>
+      </w:pPr>
+      <w:r>
+        <w:rPr>
+          <w:b/>
+          <w:bCs/>
+        </w:rPr>
+        <w:t>Research Assistant</w:t>
+      </w:r>
+      <w:r>
+        <w:rPr>
+          <w:b/>
+          <w:bCs/>
+        </w:rPr>
+        <w:ptab w:relativeTo="margin" w:alignment="right" w:leader="none"/>
+      </w:r>
+      <w:r>
+        <w:rPr>
+          <w:b/>
+          <w:bCs/>
+        </w:rPr>
+        <w:t>May 2023 – August 2023</w:t>
+      </w:r>
+    </w:p>
+    <w:p>
+      <w:pPr>
+        <w:ind w:left="-274"/>
+      </w:pPr>
+      <w:r>
+        <w:t>Dr. Jim Napolitano’s Nuclear Physics Research Lab</w:t>
+      </w:r>
+      <w:r>
+        <w:ptab w:relativeTo="margin" w:alignment="right" w:leader="none"/>
+      </w:r>
+      <w:r>
+        <w:t>Philadelphia, PA</w:t>
+      </w:r>
+    </w:p>
+    <w:p>
+      <w:pPr>
+        <w:pBdr>
+          <w:top w:val="nil"/>
+          <w:left w:val="nil"/>
+          <w:bottom w:val="nil"/>
+          <w:right w:val="nil"/>
+          <w:between w:val="nil"/>
+        </w:pBdr>
+        <w:spacing w:line="312" w:lineRule="auto"/>
+        <w:ind w:left="-274"/>
+        <w:rPr>
+          <w:color w:val="1155CC"/>
+        </w:rPr>
+      </w:pPr>
+      <w:r>
+        <w:rPr>
+          <w:color w:val="1155CC"/>
+        </w:rPr>
+        <w:t xml:space="preserve">• </w:t>
+      </w:r>
+      <w:r>
+        <w:t xml:space="preserve">  Collaborating with physicists to reduce error rate for a portion of the MOLLER experiment</w:t>
+      </w:r>
+    </w:p>
+    <w:p>
+      <w:pPr>
+        <w:spacing w:after="20"/>
+        <w:ind w:left="-274"/>
+        <w:rPr>
+          <w:bCs/>
+          <w:sz w:val="26"/>
+          <w:szCs w:val="26"/>
+        </w:rPr>
+      </w:pPr>
+      <w:r>
+        <w:rPr>
+          <w:b/>
+          <w:color w:val="1155CC"/>
+          <w:sz w:val="26"/>
+          <w:szCs w:val="26"/>
+        </w:rPr>
+        <w:t>Education</w:t>
+      </w:r>
+      <w:bookmarkEnd w:id="0"/>
+      <w:r>
+        <w:rPr>
+          <w:b/>
+          <w:color w:val="1155CC"/>
+          <w:sz w:val="26"/>
+          <w:szCs w:val="26"/>
+        </w:rPr>
+        <w:ptab w:relativeTo="margin" w:alignment="right" w:leader="none"/>
+      </w:r>
+      <w:r>
+        <w:rPr>
+          <w:bCs/>
+          <w:sz w:val="26"/>
+          <w:szCs w:val="26"/>
+        </w:rPr>
         <w:t>_____________________________________________________________________</w:t>
       </w:r>
     </w:p>
@@ -244,28 +768,23 @@
         </w:rPr>
         <w:t>GPA:  3.97</w:t>
       </w:r>
-    </w:p>
-    <w:p>
-      <w:pPr>
-        <w:spacing w:line="312" w:lineRule="auto"/>
-        <w:ind w:left="-274"/>
-        <w:rPr>
-          <w:bCs/>
-        </w:rPr>
-      </w:pPr>
-      <w:r>
-        <w:rPr>
-          <w:color w:val="1155CC"/>
-          <w:sz w:val="20"/>
-          <w:szCs w:val="20"/>
-        </w:rPr>
-        <w:t xml:space="preserve">•   </w:t>
+      <w:r>
+        <w:rPr>
+          <w:bCs/>
+        </w:rPr>
+        <w:t xml:space="preserve">, </w:t>
       </w:r>
       <w:r>
         <w:rPr>
           <w:bCs/>
         </w:rPr>
         <w:t>Dean’s List, IEEE HKN Honor’s Society</w:t>
+      </w:r>
+      <w:r>
+        <w:rPr>
+          <w:bCs/>
+        </w:rPr>
+        <w:tab/>
       </w:r>
     </w:p>
     <w:p>
@@ -318,40 +837,48 @@
         <w:spacing w:line="312" w:lineRule="auto"/>
         <w:ind w:left="-274"/>
         <w:rPr>
-          <w:color w:val="0F0F0F"/>
-        </w:rPr>
-      </w:pPr>
-      <w:r>
-        <w:rPr>
-          <w:b/>
-          <w:bCs/>
-          <w:color w:val="0F0F0F"/>
-        </w:rPr>
-        <w:t>Languages:</w:t>
-      </w:r>
-      <w:r>
-        <w:rPr>
-          <w:color w:val="0F0F0F"/>
-        </w:rPr>
-        <w:t xml:space="preserve"> Python, C/C++, Assembly (AVR, MIPS), VBA</w:t>
-      </w:r>
-      <w:r>
-        <w:rPr>
-          <w:color w:val="0F0F0F"/>
-        </w:rPr>
-        <w:t>, Bash/Shell</w:t>
-      </w:r>
-      <w:r>
-        <w:rPr>
-          <w:color w:val="0F0F0F"/>
-        </w:rPr>
-        <w:t>, HTML/CSS, JavaScript</w:t>
-      </w:r>
-      <w:r>
-        <w:rPr>
-          <w:color w:val="0F0F0F"/>
-        </w:rPr>
-        <w:t>, PLC Ladder Logic</w:t>
+          <w:b/>
+          <w:bCs/>
+          <w:color w:val="0F0F0F"/>
+        </w:rPr>
+      </w:pPr>
+      <w:r>
+        <w:rPr>
+          <w:b/>
+          <w:bCs/>
+          <w:color w:val="0F0F0F"/>
+        </w:rPr>
+        <w:t xml:space="preserve">Languages: </w:t>
+      </w:r>
+      <w:r>
+        <w:rPr>
+          <w:color w:val="0F0F0F"/>
+        </w:rPr>
+        <w:t>C#, C/C++, Python</w:t>
+      </w:r>
+      <w:r>
+        <w:rPr>
+          <w:color w:val="0F0F0F"/>
+        </w:rPr>
+        <w:t>, HTML/CSS, TS, JS,</w:t>
+      </w:r>
+      <w:r>
+        <w:rPr>
+          <w:color w:val="0F0F0F"/>
+        </w:rPr>
+        <w:t xml:space="preserve"> Assembly (AVR, MIPS)</w:t>
+      </w:r>
+      <w:r>
+        <w:rPr>
+          <w:color w:val="0F0F0F"/>
+        </w:rPr>
+        <w:t xml:space="preserve">, VBA, Bash, </w:t>
+      </w:r>
+      <w:r>
+        <w:rPr>
+          <w:color w:val="0F0F0F"/>
+        </w:rPr>
+        <w:t>PLC Ladder Logic</w:t>
       </w:r>
     </w:p>
     <w:p>
@@ -359,10 +886,7 @@
         <w:spacing w:line="312" w:lineRule="auto"/>
         <w:ind w:left="-274"/>
         <w:rPr>
-          <w:bCs/>
-          <w:color w:val="0F0F0F"/>
-          <w:sz w:val="18"/>
-          <w:szCs w:val="18"/>
+          <w:color w:val="0F0F0F"/>
         </w:rPr>
       </w:pPr>
       <w:r>
@@ -377,7 +901,95 @@
         <w:rPr>
           <w:color w:val="0F0F0F"/>
         </w:rPr>
-        <w:t xml:space="preserve"> Git, AWS (</w:t>
+        <w:t xml:space="preserve"> </w:t>
+      </w:r>
+      <w:r>
+        <w:rPr>
+          <w:color w:val="0F0F0F"/>
+        </w:rPr>
+        <w:t xml:space="preserve">Vue, React, </w:t>
+      </w:r>
+      <w:r>
+        <w:rPr>
+          <w:color w:val="0F0F0F"/>
+        </w:rPr>
+        <w:t>Git,</w:t>
+      </w:r>
+      <w:r>
+        <w:rPr>
+          <w:color w:val="0F0F0F"/>
+        </w:rPr>
+        <w:t xml:space="preserve"> </w:t>
+      </w:r>
+      <w:r>
+        <w:rPr>
+          <w:color w:val="0F0F0F"/>
+        </w:rPr>
+        <w:t>FPGA (Xilinx), SOC (</w:t>
+      </w:r>
+      <w:proofErr w:type="spellStart"/>
+      <w:r>
+        <w:rPr>
+          <w:color w:val="0F0F0F"/>
+        </w:rPr>
+        <w:t>Zybo</w:t>
+      </w:r>
+      <w:proofErr w:type="spellEnd"/>
+      <w:r>
+        <w:rPr>
+          <w:color w:val="0F0F0F"/>
+        </w:rPr>
+        <w:t xml:space="preserve">), </w:t>
+      </w:r>
+      <w:proofErr w:type="spellStart"/>
+      <w:r>
+        <w:rPr>
+          <w:color w:val="0F0F0F"/>
+        </w:rPr>
+        <w:t>FreeRTOS</w:t>
+      </w:r>
+      <w:proofErr w:type="spellEnd"/>
+      <w:r>
+        <w:rPr>
+          <w:color w:val="0F0F0F"/>
+        </w:rPr>
+        <w:t>, Atmel</w:t>
+      </w:r>
+      <w:r>
+        <w:rPr>
+          <w:color w:val="0F0F0F"/>
+        </w:rPr>
+        <w:t>,</w:t>
+      </w:r>
+      <w:r>
+        <w:rPr>
+          <w:color w:val="0F0F0F"/>
+        </w:rPr>
+        <w:t xml:space="preserve"> </w:t>
+      </w:r>
+      <w:r>
+        <w:rPr>
+          <w:color w:val="0F0F0F"/>
+        </w:rPr>
+        <w:t>Linux (Debian), Docker, AutoCAD, Jira, SQL, MongoDB</w:t>
+      </w:r>
+      <w:r>
+        <w:rPr>
+          <w:color w:val="0F0F0F"/>
+        </w:rPr>
+        <w:t>,</w:t>
+      </w:r>
+      <w:r>
+        <w:rPr>
+          <w:color w:val="0F0F0F"/>
+        </w:rPr>
+        <w:t xml:space="preserve"> </w:t>
+      </w:r>
+      <w:r>
+        <w:rPr>
+          <w:color w:val="0F0F0F"/>
+        </w:rPr>
+        <w:t>AWS (</w:t>
       </w:r>
       <w:hyperlink r:id="rId7" w:history="1">
         <w:r>
@@ -391,47 +1003,187 @@
         <w:rPr>
           <w:color w:val="0F0F0F"/>
         </w:rPr>
-        <w:t>), Linux (Debian) , Docker, Atmel, FPGA (Xilinx), SOC</w:t>
-      </w:r>
-      <w:r>
-        <w:rPr>
-          <w:color w:val="0F0F0F"/>
-        </w:rPr>
-        <w:t xml:space="preserve"> (</w:t>
+        <w:t>)</w:t>
+      </w:r>
+    </w:p>
+    <w:p>
+      <w:pPr>
+        <w:spacing w:line="312" w:lineRule="auto"/>
+        <w:ind w:left="-274"/>
+        <w:rPr>
+          <w:bCs/>
+          <w:color w:val="0F0F0F"/>
+        </w:rPr>
+      </w:pPr>
+      <w:r>
+        <w:rPr>
+          <w:b/>
+          <w:bCs/>
+          <w:color w:val="0F0F0F"/>
+        </w:rPr>
+        <w:t>C/</w:t>
+      </w:r>
+      <w:r>
+        <w:rPr>
+          <w:b/>
+          <w:bCs/>
+          <w:color w:val="0F0F0F"/>
+        </w:rPr>
+        <w:t>C++ Skills:</w:t>
+      </w:r>
+      <w:r>
+        <w:rPr>
+          <w:bCs/>
+          <w:color w:val="0F0F0F"/>
+        </w:rPr>
+        <w:t xml:space="preserve"> Eigen, Boost, STL, GPU Programming (CUDA), </w:t>
+      </w:r>
+      <w:r>
+        <w:rPr>
+          <w:bCs/>
+          <w:color w:val="0F0F0F"/>
+        </w:rPr>
+        <w:t>GDB</w:t>
+      </w:r>
+      <w:r>
+        <w:rPr>
+          <w:bCs/>
+          <w:color w:val="0F0F0F"/>
+        </w:rPr>
+        <w:t>/GCC</w:t>
+      </w:r>
+      <w:r>
+        <w:rPr>
+          <w:bCs/>
+          <w:color w:val="0F0F0F"/>
+        </w:rPr>
+        <w:t xml:space="preserve">, </w:t>
       </w:r>
       <w:proofErr w:type="spellStart"/>
       <w:r>
         <w:rPr>
-          <w:color w:val="0F0F0F"/>
-        </w:rPr>
-        <w:t>Zybo</w:t>
+          <w:bCs/>
+          <w:color w:val="0F0F0F"/>
+        </w:rPr>
+        <w:t>Valgrind</w:t>
       </w:r>
       <w:proofErr w:type="spellEnd"/>
       <w:r>
         <w:rPr>
-          <w:color w:val="0F0F0F"/>
-        </w:rPr>
-        <w:t>)</w:t>
-      </w:r>
-      <w:r>
-        <w:rPr>
-          <w:color w:val="0F0F0F"/>
-        </w:rPr>
-        <w:t xml:space="preserve">, AutoCAD, Jira, GDB, </w:t>
+          <w:bCs/>
+          <w:color w:val="0F0F0F"/>
+        </w:rPr>
+        <w:t xml:space="preserve">, </w:t>
+      </w:r>
+      <w:r>
+        <w:rPr>
+          <w:bCs/>
+          <w:color w:val="0F0F0F"/>
+        </w:rPr>
+        <w:t>Arduino</w:t>
+      </w:r>
+      <w:r>
+        <w:rPr>
+          <w:bCs/>
+          <w:color w:val="0F0F0F"/>
+        </w:rPr>
+        <w:t xml:space="preserve">, SDL, </w:t>
       </w:r>
       <w:proofErr w:type="spellStart"/>
       <w:r>
         <w:rPr>
-          <w:color w:val="0F0F0F"/>
-        </w:rPr>
-        <w:t>FreeRTOS</w:t>
+          <w:bCs/>
+          <w:color w:val="0F0F0F"/>
+        </w:rPr>
+        <w:t>ncurses</w:t>
       </w:r>
       <w:proofErr w:type="spellEnd"/>
-      <w:r>
-        <w:rPr>
-          <w:color w:val="0F0F0F"/>
-        </w:rPr>
-        <w:t>, SQL, MongoDB</w:t>
+    </w:p>
+    <w:p>
+      <w:pPr>
+        <w:spacing w:line="312" w:lineRule="auto"/>
+        <w:ind w:left="-274"/>
+        <w:rPr>
+          <w:bCs/>
+          <w:color w:val="0F0F0F"/>
+        </w:rPr>
+      </w:pPr>
+      <w:r>
+        <w:rPr>
+          <w:b/>
+          <w:bCs/>
+          <w:color w:val="0F0F0F"/>
+        </w:rPr>
+        <w:t>Python Skills:</w:t>
+      </w:r>
+      <w:r>
+        <w:rPr>
+          <w:bCs/>
+          <w:color w:val="0F0F0F"/>
+        </w:rPr>
+        <w:t xml:space="preserve"> Pandas, </w:t>
+      </w:r>
+      <w:r>
+        <w:rPr>
+          <w:bCs/>
+          <w:color w:val="0F0F0F"/>
+        </w:rPr>
+        <w:t>NumPy, Matplotlib, Seaborn,</w:t>
+      </w:r>
+      <w:r>
+        <w:rPr>
+          <w:bCs/>
+          <w:color w:val="0F0F0F"/>
+        </w:rPr>
+        <w:t xml:space="preserve"> Scikit-learn, </w:t>
+      </w:r>
+      <w:proofErr w:type="spellStart"/>
+      <w:r>
+        <w:rPr>
+          <w:bCs/>
+          <w:color w:val="0F0F0F"/>
+        </w:rPr>
+        <w:t>PyTorch</w:t>
+      </w:r>
+      <w:proofErr w:type="spellEnd"/>
+      <w:r>
+        <w:rPr>
+          <w:bCs/>
+          <w:color w:val="0F0F0F"/>
+        </w:rPr>
+        <w:t xml:space="preserve">, </w:t>
+      </w:r>
+      <w:proofErr w:type="spellStart"/>
+      <w:r>
+        <w:rPr>
+          <w:bCs/>
+          <w:color w:val="0F0F0F"/>
+        </w:rPr>
+        <w:t>BeautifulSoup</w:t>
+      </w:r>
+      <w:proofErr w:type="spellEnd"/>
+      <w:r>
+        <w:rPr>
+          <w:bCs/>
+          <w:color w:val="0F0F0F"/>
+        </w:rPr>
+        <w:t xml:space="preserve">, Requests, </w:t>
+      </w:r>
+      <w:proofErr w:type="spellStart"/>
+      <w:r>
+        <w:rPr>
+          <w:bCs/>
+          <w:color w:val="0F0F0F"/>
+        </w:rPr>
+        <w:t>Pyppeteer</w:t>
+      </w:r>
+      <w:proofErr w:type="spellEnd"/>
+      <w:r>
+        <w:rPr>
+          <w:bCs/>
+          <w:color w:val="0F0F0F"/>
+        </w:rPr>
+        <w:t xml:space="preserve">, </w:t>
       </w:r>
     </w:p>
     <w:p>
@@ -449,10 +1201,12 @@
           <w:sz w:val="26"/>
           <w:szCs w:val="26"/>
         </w:rPr>
-        <w:t>Experience</w:t>
-      </w:r>
-      <w:r>
-        <w:rPr>
+        <w:t>Projects</w:t>
+      </w:r>
+      <w:r>
+        <w:rPr>
+          <w:b/>
+          <w:color w:val="1155CC"/>
           <w:sz w:val="26"/>
           <w:szCs w:val="26"/>
         </w:rPr>
@@ -460,509 +1214,10 @@
       </w:r>
       <w:r>
         <w:rPr>
+          <w:bCs/>
           <w:sz w:val="26"/>
           <w:szCs w:val="26"/>
         </w:rPr>
-        <w:t>____________________________________________________________________</w:t>
-      </w:r>
-    </w:p>
-    <w:p>
-      <w:pPr>
-        <w:spacing w:after="20"/>
-        <w:ind w:left="-274"/>
-        <w:rPr>
-          <w:b/>
-        </w:rPr>
-      </w:pPr>
-      <w:r>
-        <w:rPr>
-          <w:b/>
-        </w:rPr>
-        <w:t xml:space="preserve">Automation </w:t>
-      </w:r>
-      <w:r>
-        <w:rPr>
-          <w:b/>
-        </w:rPr>
-        <w:t>Engineering Intern</w:t>
-      </w:r>
-      <w:r>
-        <w:rPr>
-          <w:b/>
-        </w:rPr>
-        <w:ptab w:relativeTo="margin" w:alignment="right" w:leader="none"/>
-      </w:r>
-      <w:r>
-        <w:rPr>
-          <w:b/>
-        </w:rPr>
-        <w:t>May 2024 –</w:t>
-      </w:r>
-      <w:r>
-        <w:rPr>
-          <w:b/>
-        </w:rPr>
-        <w:t xml:space="preserve"> </w:t>
-      </w:r>
-      <w:r>
-        <w:rPr>
-          <w:b/>
-        </w:rPr>
-        <w:t>August 2024</w:t>
-      </w:r>
-    </w:p>
-    <w:p>
-      <w:pPr>
-        <w:spacing w:after="20"/>
-        <w:ind w:left="-274"/>
-        <w:rPr>
-          <w:bCs/>
-        </w:rPr>
-      </w:pPr>
-      <w:proofErr w:type="spellStart"/>
-      <w:r>
-        <w:rPr>
-          <w:bCs/>
-        </w:rPr>
-        <w:t>Ezsoft</w:t>
-      </w:r>
-      <w:proofErr w:type="spellEnd"/>
-      <w:r>
-        <w:rPr>
-          <w:bCs/>
-        </w:rPr>
-        <w:t>. Inc</w:t>
-      </w:r>
-      <w:r>
-        <w:rPr>
-          <w:bCs/>
-        </w:rPr>
-        <w:ptab w:relativeTo="margin" w:alignment="right" w:leader="none"/>
-      </w:r>
-      <w:r>
-        <w:rPr>
-          <w:bCs/>
-        </w:rPr>
-        <w:t>Malvern, PA</w:t>
-      </w:r>
-    </w:p>
-    <w:p>
-      <w:pPr>
-        <w:spacing w:line="312" w:lineRule="auto"/>
-        <w:ind w:left="-274"/>
-        <w:rPr>
-          <w:color w:val="1155CC"/>
-        </w:rPr>
-      </w:pPr>
-      <w:r>
-        <w:rPr>
-          <w:color w:val="1155CC"/>
-        </w:rPr>
-        <w:t xml:space="preserve">•   </w:t>
-      </w:r>
-      <w:r>
-        <w:t>Programm</w:t>
-      </w:r>
-      <w:r>
-        <w:t>ed</w:t>
-      </w:r>
-      <w:r>
-        <w:t xml:space="preserve"> component-based software for PLCs (Programmable Logic Controller</w:t>
-      </w:r>
-      <w:r>
-        <w:t>s</w:t>
-      </w:r>
-      <w:r>
-        <w:t xml:space="preserve">) for applications in industrial food &amp; beverage and pharmaceuticals </w:t>
-      </w:r>
-      <w:r>
-        <w:t>to ISA-88 and ISA-95 standards</w:t>
-      </w:r>
-    </w:p>
-    <w:p>
-      <w:pPr>
-        <w:spacing w:line="312" w:lineRule="auto"/>
-        <w:ind w:left="-274"/>
-      </w:pPr>
-      <w:r>
-        <w:rPr>
-          <w:color w:val="1155CC"/>
-        </w:rPr>
-        <w:t xml:space="preserve">•   </w:t>
-      </w:r>
-      <w:r>
-        <w:t>Created a set of internal Python/VBA applications to execute mass code changes on text-based ladder logic programs. The tools reduced errors for rote tasks and created in-program error checking. I used these scripts to save 4+ hours of billable on-site hours for customers.</w:t>
-      </w:r>
-    </w:p>
-    <w:p>
-      <w:pPr>
-        <w:spacing w:line="312" w:lineRule="auto"/>
-        <w:ind w:left="-274"/>
-        <w:rPr>
-          <w:color w:val="1155CC"/>
-        </w:rPr>
-      </w:pPr>
-      <w:r>
-        <w:rPr>
-          <w:color w:val="1155CC"/>
-        </w:rPr>
-        <w:t xml:space="preserve">•   </w:t>
-      </w:r>
-      <w:r>
-        <w:t>Investigated time-sensitive system failures using a combination of on-site visits and remote access</w:t>
-      </w:r>
-    </w:p>
-    <w:p>
-      <w:pPr>
-        <w:ind w:left="-274"/>
-        <w:rPr>
-          <w:b/>
-          <w:bCs/>
-        </w:rPr>
-      </w:pPr>
-      <w:r>
-        <w:rPr>
-          <w:b/>
-          <w:bCs/>
-        </w:rPr>
-        <w:t>Research Assistant</w:t>
-      </w:r>
-      <w:r>
-        <w:rPr>
-          <w:b/>
-          <w:bCs/>
-        </w:rPr>
-        <w:ptab w:relativeTo="margin" w:alignment="right" w:leader="none"/>
-      </w:r>
-      <w:r>
-        <w:rPr>
-          <w:b/>
-          <w:bCs/>
-        </w:rPr>
-        <w:t>March 2024 – Current</w:t>
-      </w:r>
-    </w:p>
-    <w:p>
-      <w:pPr>
-        <w:ind w:left="-274"/>
-      </w:pPr>
-      <w:r>
-        <w:t>Dr. Samuel Rosen’s BDC Research Lab</w:t>
-      </w:r>
-      <w:r>
-        <w:ptab w:relativeTo="margin" w:alignment="right" w:leader="none"/>
-      </w:r>
-      <w:r>
-        <w:t>Philadelphia, PA</w:t>
-      </w:r>
-    </w:p>
-    <w:p>
-      <w:pPr>
-        <w:pBdr>
-          <w:top w:val="nil"/>
-          <w:left w:val="nil"/>
-          <w:bottom w:val="nil"/>
-          <w:right w:val="nil"/>
-          <w:between w:val="nil"/>
-        </w:pBdr>
-        <w:spacing w:line="312" w:lineRule="auto"/>
-        <w:ind w:left="-274"/>
-      </w:pPr>
-      <w:r>
-        <w:rPr>
-          <w:color w:val="1155CC"/>
-        </w:rPr>
-        <w:t xml:space="preserve">•   </w:t>
-      </w:r>
-      <w:r>
-        <w:t xml:space="preserve">Utilizing Pandas, Beautiful Soup, </w:t>
-      </w:r>
-      <w:proofErr w:type="spellStart"/>
-      <w:r>
-        <w:t>Pyppeteer</w:t>
-      </w:r>
-      <w:proofErr w:type="spellEnd"/>
-      <w:r>
-        <w:t xml:space="preserve">, Selenium, and Requests </w:t>
-      </w:r>
-      <w:r>
-        <w:t>P</w:t>
-      </w:r>
-      <w:r>
-        <w:t xml:space="preserve">ython </w:t>
-      </w:r>
-      <w:r>
-        <w:t xml:space="preserve">libraries to scrape </w:t>
-      </w:r>
-      <w:r>
-        <w:t>Schedule of Investment tables from the SEC</w:t>
-      </w:r>
-    </w:p>
-    <w:p>
-      <w:pPr>
-        <w:pBdr>
-          <w:top w:val="nil"/>
-          <w:left w:val="nil"/>
-          <w:bottom w:val="nil"/>
-          <w:right w:val="nil"/>
-          <w:between w:val="nil"/>
-        </w:pBdr>
-        <w:spacing w:line="312" w:lineRule="auto"/>
-        <w:ind w:left="-274"/>
-      </w:pPr>
-      <w:r>
-        <w:rPr>
-          <w:color w:val="1155CC"/>
-        </w:rPr>
-        <w:t xml:space="preserve">•   </w:t>
-      </w:r>
-      <w:r>
-        <w:t xml:space="preserve">Helping to manage teams </w:t>
-      </w:r>
-      <w:r>
-        <w:t xml:space="preserve">of research assistants </w:t>
-      </w:r>
-      <w:r>
-        <w:t>by implementing</w:t>
-      </w:r>
-      <w:r>
-        <w:t xml:space="preserve"> Python</w:t>
-      </w:r>
-      <w:r>
-        <w:t xml:space="preserve"> code standards based on PEP8</w:t>
-      </w:r>
-    </w:p>
-    <w:p>
-      <w:pPr>
-        <w:pBdr>
-          <w:top w:val="nil"/>
-          <w:left w:val="nil"/>
-          <w:bottom w:val="nil"/>
-          <w:right w:val="nil"/>
-          <w:between w:val="nil"/>
-        </w:pBdr>
-        <w:spacing w:line="312" w:lineRule="auto"/>
-        <w:ind w:left="-274"/>
-      </w:pPr>
-      <w:r>
-        <w:rPr>
-          <w:color w:val="1155CC"/>
-        </w:rPr>
-        <w:t xml:space="preserve">•   </w:t>
-      </w:r>
-      <w:r>
-        <w:t xml:space="preserve">Successfully implemented novel approach using </w:t>
-      </w:r>
-      <w:r>
-        <w:t xml:space="preserve">cell </w:t>
-      </w:r>
-      <w:r>
-        <w:t>element size</w:t>
-      </w:r>
-      <w:r>
-        <w:t>s</w:t>
-      </w:r>
-      <w:r>
-        <w:t xml:space="preserve"> to improve deliverable time by 400% from 24+ hours to </w:t>
-      </w:r>
-      <w:r>
-        <w:t xml:space="preserve">less than </w:t>
-      </w:r>
-      <w:r>
-        <w:t>6</w:t>
-      </w:r>
-      <w:r>
-        <w:t xml:space="preserve"> hours</w:t>
-      </w:r>
-    </w:p>
-    <w:p>
-      <w:pPr>
-        <w:ind w:left="-274"/>
-        <w:rPr>
-          <w:b/>
-          <w:bCs/>
-        </w:rPr>
-      </w:pPr>
-      <w:r>
-        <w:rPr>
-          <w:b/>
-          <w:bCs/>
-        </w:rPr>
-        <w:t>Research Assistant</w:t>
-      </w:r>
-      <w:r>
-        <w:rPr>
-          <w:b/>
-          <w:bCs/>
-        </w:rPr>
-        <w:ptab w:relativeTo="margin" w:alignment="right" w:leader="none"/>
-      </w:r>
-      <w:r>
-        <w:rPr>
-          <w:b/>
-          <w:bCs/>
-        </w:rPr>
-        <w:t>May 2023 – August 2023</w:t>
-      </w:r>
-    </w:p>
-    <w:p>
-      <w:pPr>
-        <w:ind w:left="-274"/>
-      </w:pPr>
-      <w:r>
-        <w:t>Dr. Jim Napolitano’s</w:t>
-      </w:r>
-      <w:r>
-        <w:t xml:space="preserve"> Nuclear Physics</w:t>
-      </w:r>
-      <w:r>
-        <w:t xml:space="preserve"> Research Lab</w:t>
-      </w:r>
-      <w:r>
-        <w:ptab w:relativeTo="margin" w:alignment="right" w:leader="none"/>
-      </w:r>
-      <w:r>
-        <w:t>Philadelphia, PA</w:t>
-      </w:r>
-    </w:p>
-    <w:p>
-      <w:pPr>
-        <w:pBdr>
-          <w:top w:val="nil"/>
-          <w:left w:val="nil"/>
-          <w:bottom w:val="nil"/>
-          <w:right w:val="nil"/>
-          <w:between w:val="nil"/>
-        </w:pBdr>
-        <w:spacing w:line="312" w:lineRule="auto"/>
-        <w:ind w:left="-274"/>
-        <w:rPr>
-          <w:color w:val="1155CC"/>
-        </w:rPr>
-      </w:pPr>
-      <w:r>
-        <w:rPr>
-          <w:color w:val="1155CC"/>
-        </w:rPr>
-        <w:t xml:space="preserve">• </w:t>
-      </w:r>
-      <w:r>
-        <w:t xml:space="preserve">  Collaborating with physicists to reduce error rate for a portion of the MOLLER (Measurement </w:t>
-      </w:r>
-      <w:proofErr w:type="gramStart"/>
-      <w:r>
-        <w:t>Of</w:t>
-      </w:r>
-      <w:proofErr w:type="gramEnd"/>
-      <w:r>
-        <w:t xml:space="preserve"> Lepton </w:t>
-      </w:r>
-      <w:proofErr w:type="spellStart"/>
-      <w:r>
-        <w:t>Lepton</w:t>
-      </w:r>
-      <w:proofErr w:type="spellEnd"/>
-      <w:r>
-        <w:t xml:space="preserve"> Elastic Reaction) experiment</w:t>
-      </w:r>
-    </w:p>
-    <w:p>
-      <w:pPr>
-        <w:pBdr>
-          <w:top w:val="nil"/>
-          <w:left w:val="nil"/>
-          <w:bottom w:val="nil"/>
-          <w:right w:val="nil"/>
-          <w:between w:val="nil"/>
-        </w:pBdr>
-        <w:spacing w:line="312" w:lineRule="auto"/>
-        <w:ind w:left="-274"/>
-      </w:pPr>
-      <w:r>
-        <w:rPr>
-          <w:color w:val="1155CC"/>
-        </w:rPr>
-        <w:t xml:space="preserve">• </w:t>
-      </w:r>
-      <w:r>
-        <w:t xml:space="preserve">  Develop</w:t>
-      </w:r>
-      <w:r>
-        <w:t>ing</w:t>
-      </w:r>
-      <w:r>
-        <w:t xml:space="preserve"> Python scripts </w:t>
-      </w:r>
-      <w:r>
-        <w:t>to write time and wavelength spectrums for emulating deadtime</w:t>
-      </w:r>
-    </w:p>
-    <w:p>
-      <w:pPr>
-        <w:pBdr>
-          <w:top w:val="nil"/>
-          <w:left w:val="nil"/>
-          <w:bottom w:val="nil"/>
-          <w:right w:val="nil"/>
-          <w:between w:val="nil"/>
-        </w:pBdr>
-        <w:spacing w:line="312" w:lineRule="auto"/>
-        <w:ind w:left="-274"/>
-      </w:pPr>
-      <w:r>
-        <w:rPr>
-          <w:color w:val="1155CC"/>
-        </w:rPr>
-        <w:t xml:space="preserve">• </w:t>
-      </w:r>
-      <w:r>
-        <w:t xml:space="preserve">  Debug</w:t>
-      </w:r>
-      <w:r>
-        <w:t>ging</w:t>
-      </w:r>
-      <w:r>
-        <w:t xml:space="preserve"> WaveDump, an open-source data collection software written in C, to automate data entry from FPGA digitizers</w:t>
-      </w:r>
-      <w:r>
-        <w:t xml:space="preserve"> directly to external disks</w:t>
-      </w:r>
-      <w:r>
-        <w:t>.</w:t>
-      </w:r>
-    </w:p>
-    <w:p>
-      <w:pPr>
-        <w:ind w:left="-274"/>
-        <w:rPr>
-          <w:sz w:val="26"/>
-          <w:szCs w:val="26"/>
-        </w:rPr>
-      </w:pPr>
-      <w:r>
-        <w:rPr>
-          <w:b/>
-          <w:color w:val="1155CC"/>
-          <w:sz w:val="26"/>
-          <w:szCs w:val="26"/>
-        </w:rPr>
-        <w:t>Projects</w:t>
-      </w:r>
-      <w:r>
-        <w:rPr>
-          <w:b/>
-          <w:color w:val="1155CC"/>
-          <w:sz w:val="26"/>
-          <w:szCs w:val="26"/>
-        </w:rPr>
-        <w:ptab w:relativeTo="margin" w:alignment="right" w:leader="none"/>
-      </w:r>
-      <w:r>
-        <w:rPr>
-          <w:bCs/>
-          <w:sz w:val="26"/>
-          <w:szCs w:val="26"/>
-        </w:rPr>
         <w:t>_______________________________________________________________________</w:t>
       </w:r>
     </w:p>
@@ -986,7 +1241,7 @@
         <w:t xml:space="preserve"> Work</w:t>
       </w:r>
       <w:r>
-        <w:t>ing</w:t>
+        <w:t>ed</w:t>
       </w:r>
       <w:r>
         <w:t xml:space="preserve"> with machine learning specialists to design novel Machine Learning systems </w:t>
@@ -1029,31 +1284,21 @@
         <w:t>–</w:t>
       </w:r>
       <w:r>
+        <w:t xml:space="preserve"> Lowered profile and </w:t>
+      </w:r>
+      <w:r>
+        <w:t xml:space="preserve">added web interface with Flask backend to communicate with Arduino via </w:t>
+      </w:r>
+      <w:proofErr w:type="spellStart"/>
+      <w:r>
+        <w:t>RaspberryPi</w:t>
+      </w:r>
+      <w:proofErr w:type="spellEnd"/>
+      <w:r>
         <w:t xml:space="preserve"> </w:t>
       </w:r>
       <w:r>
-        <w:t>Convert</w:t>
-      </w:r>
-      <w:r>
-        <w:t>ing</w:t>
-      </w:r>
-      <w:r>
-        <w:t xml:space="preserve"> treadmill to</w:t>
-      </w:r>
-      <w:r>
-        <w:t xml:space="preserve"> </w:t>
-      </w:r>
-      <w:r>
-        <w:t xml:space="preserve">low profile walk pad controlled </w:t>
-      </w:r>
-      <w:r>
-        <w:t xml:space="preserve">via </w:t>
-      </w:r>
-      <w:r>
-        <w:t>web interface</w:t>
-      </w:r>
-      <w:r>
-        <w:t xml:space="preserve"> (</w:t>
+        <w:t>(</w:t>
       </w:r>
       <w:hyperlink r:id="rId9" w:history="1">
         <w:r>
@@ -1099,26 +1344,6 @@
           <w:szCs w:val="26"/>
         </w:rPr>
         <w:t>___________________________________________________________________</w:t>
-      </w:r>
-      <w:r>
-        <w:rPr>
-          <w:sz w:val="26"/>
-          <w:szCs w:val="26"/>
-        </w:rPr>
-        <w:br/>
-      </w:r>
-      <w:r>
-        <w:rPr>
-          <w:b/>
-          <w:color w:val="0F0F0F"/>
-        </w:rPr>
-        <w:t>Science Fair Judge:</w:t>
-      </w:r>
-      <w:r>
-        <w:rPr>
-          <w:color w:val="0F0F0F"/>
-        </w:rPr>
-        <w:t xml:space="preserve"> The Langley School | McLean Virginia</w:t>
       </w:r>
       <w:r>
         <w:rPr>
@@ -1161,7 +1386,7 @@
 </file>
 
 <file path=word/endnotes.xml><?xml version="1.0" encoding="utf-8"?>
-<w:endnotes xmlns:wpc="http://schemas.microsoft.com/office/word/2010/wordprocessingCanvas" xmlns:cx="http://schemas.microsoft.com/office/drawing/2014/chartex" xmlns:cx1="http://schemas.microsoft.com/office/drawing/2015/9/8/chartex" xmlns:cx2="http://schemas.microsoft.com/office/drawing/2015/10/21/chartex" xmlns:cx3="http://schemas.microsoft.com/office/drawing/2016/5/9/chartex" xmlns:cx4="http://schemas.microsoft.com/office/drawing/2016/5/10/chartex" xmlns:cx5="http://schemas.microsoft.com/office/drawing/2016/5/11/chartex" xmlns:cx6="http://schemas.microsoft.com/office/drawing/2016/5/12/chartex" xmlns:cx7="http://schemas.microsoft.com/office/drawing/2016/5/13/chartex" xmlns:cx8="http://schemas.microsoft.com/office/drawing/2016/5/14/chartex" xmlns:mc="http://schemas.openxmlformats.org/markup-compatibility/2006" xmlns:aink="http://schemas.microsoft.com/office/drawing/2016/ink" xmlns:am3d="http://schemas.microsoft.com/office/drawing/2017/model3d" xmlns:o="urn:schemas-microsoft-com:office:office" xmlns:oel="http://schemas.microsoft.com/office/2019/extlst" xmlns:r="http://schemas.openxmlformats.org/officeDocument/2006/relationships" xmlns:m="http://schemas.openxmlformats.org/officeDocument/2006/math" xmlns:v="urn:schemas-microsoft-com:vml" xmlns:wp14="http://schemas.microsoft.com/office/word/2010/wordprocessingDrawing" xmlns:wp="http://schemas.openxmlformats.org/drawingml/2006/wordprocessingDrawing" xmlns:w10="urn:schemas-microsoft-com:office:word" xmlns:w="http://schemas.openxmlformats.org/wordprocessingml/2006/main" xmlns:w14="http://schemas.microsoft.com/office/word/2010/wordml" xmlns:w15="http://schemas.microsoft.com/office/word/2012/wordml" xmlns:w16cex="http://schemas.microsoft.com/office/word/2018/wordml/cex" xmlns:w16cid="http://schemas.microsoft.com/office/word/2016/wordml/cid" xmlns:w16="http://schemas.microsoft.com/office/word/2018/wordml" xmlns:w16du="http://schemas.microsoft.com/office/word/2023/wordml/word16du" xmlns:w16sdtdh="http://schemas.microsoft.com/office/word/2020/wordml/sdtdatahash" xmlns:w16se="http://schemas.microsoft.com/office/word/2015/wordml/symex" xmlns:wpg="http://schemas.microsoft.com/office/word/2010/wordprocessingGroup" xmlns:wpi="http://schemas.microsoft.com/office/word/2010/wordprocessingInk" xmlns:wne="http://schemas.microsoft.com/office/word/2006/wordml" xmlns:wps="http://schemas.microsoft.com/office/word/2010/wordprocessingShape" mc:Ignorable="w14 w15 w16se w16cid w16 w16cex w16sdtdh w16du wp14">
+<w:endnotes xmlns:wpc="http://schemas.microsoft.com/office/word/2010/wordprocessingCanvas" xmlns:cx="http://schemas.microsoft.com/office/drawing/2014/chartex" xmlns:cx1="http://schemas.microsoft.com/office/drawing/2015/9/8/chartex" xmlns:cx2="http://schemas.microsoft.com/office/drawing/2015/10/21/chartex" xmlns:cx3="http://schemas.microsoft.com/office/drawing/2016/5/9/chartex" xmlns:cx4="http://schemas.microsoft.com/office/drawing/2016/5/10/chartex" xmlns:cx5="http://schemas.microsoft.com/office/drawing/2016/5/11/chartex" xmlns:cx6="http://schemas.microsoft.com/office/drawing/2016/5/12/chartex" xmlns:cx7="http://schemas.microsoft.com/office/drawing/2016/5/13/chartex" xmlns:cx8="http://schemas.microsoft.com/office/drawing/2016/5/14/chartex" xmlns:mc="http://schemas.openxmlformats.org/markup-compatibility/2006" xmlns:aink="http://schemas.microsoft.com/office/drawing/2016/ink" xmlns:am3d="http://schemas.microsoft.com/office/drawing/2017/model3d" xmlns:o="urn:schemas-microsoft-com:office:office" xmlns:oel="http://schemas.microsoft.com/office/2019/extlst" xmlns:r="http://schemas.openxmlformats.org/officeDocument/2006/relationships" xmlns:m="http://schemas.openxmlformats.org/officeDocument/2006/math" xmlns:v="urn:schemas-microsoft-com:vml" xmlns:wp14="http://schemas.microsoft.com/office/word/2010/wordprocessingDrawing" xmlns:wp="http://schemas.openxmlformats.org/drawingml/2006/wordprocessingDrawing" xmlns:w10="urn:schemas-microsoft-com:office:word" xmlns:w="http://schemas.openxmlformats.org/wordprocessingml/2006/main" xmlns:w14="http://schemas.microsoft.com/office/word/2010/wordml" xmlns:w15="http://schemas.microsoft.com/office/word/2012/wordml" xmlns:w16cex="http://schemas.microsoft.com/office/word/2018/wordml/cex" xmlns:w16cid="http://schemas.microsoft.com/office/word/2016/wordml/cid" xmlns:w16="http://schemas.microsoft.com/office/word/2018/wordml" xmlns:w16du="http://schemas.microsoft.com/office/word/2023/wordml/word16du" xmlns:w16sdtdh="http://schemas.microsoft.com/office/word/2020/wordml/sdtdatahash" xmlns:w16sdtfl="http://schemas.microsoft.com/office/word/2024/wordml/sdtformatlock" xmlns:w16se="http://schemas.microsoft.com/office/word/2015/wordml/symex" xmlns:wpg="http://schemas.microsoft.com/office/word/2010/wordprocessingGroup" xmlns:wpi="http://schemas.microsoft.com/office/word/2010/wordprocessingInk" xmlns:wne="http://schemas.microsoft.com/office/word/2006/wordml" xmlns:wps="http://schemas.microsoft.com/office/word/2010/wordprocessingShape" mc:Ignorable="w14 w15 w16se w16cid w16 w16cex w16sdtdh w16sdtfl w16du wp14">
   <w:endnote w:type="separator" w:id="-1">
     <w:p>
       <w:pPr>
@@ -1186,7 +1411,7 @@
 </file>
 
 <file path=word/footnotes.xml><?xml version="1.0" encoding="utf-8"?>
-<w:footnotes xmlns:wpc="http://schemas.microsoft.com/office/word/2010/wordprocessingCanvas" xmlns:cx="http://schemas.microsoft.com/office/drawing/2014/chartex" xmlns:cx1="http://schemas.microsoft.com/office/drawing/2015/9/8/chartex" xmlns:cx2="http://schemas.microsoft.com/office/drawing/2015/10/21/chartex" xmlns:cx3="http://schemas.microsoft.com/office/drawing/2016/5/9/chartex" xmlns:cx4="http://schemas.microsoft.com/office/drawing/2016/5/10/chartex" xmlns:cx5="http://schemas.microsoft.com/office/drawing/2016/5/11/chartex" xmlns:cx6="http://schemas.microsoft.com/office/drawing/2016/5/12/chartex" xmlns:cx7="http://schemas.microsoft.com/office/drawing/2016/5/13/chartex" xmlns:cx8="http://schemas.microsoft.com/office/drawing/2016/5/14/chartex" xmlns:mc="http://schemas.openxmlformats.org/markup-compatibility/2006" xmlns:aink="http://schemas.microsoft.com/office/drawing/2016/ink" xmlns:am3d="http://schemas.microsoft.com/office/drawing/2017/model3d" xmlns:o="urn:schemas-microsoft-com:office:office" xmlns:oel="http://schemas.microsoft.com/office/2019/extlst" xmlns:r="http://schemas.openxmlformats.org/officeDocument/2006/relationships" xmlns:m="http://schemas.openxmlformats.org/officeDocument/2006/math" xmlns:v="urn:schemas-microsoft-com:vml" xmlns:wp14="http://schemas.microsoft.com/office/word/2010/wordprocessingDrawing" xmlns:wp="http://schemas.openxmlformats.org/drawingml/2006/wordprocessingDrawing" xmlns:w10="urn:schemas-microsoft-com:office:word" xmlns:w="http://schemas.openxmlformats.org/wordprocessingml/2006/main" xmlns:w14="http://schemas.microsoft.com/office/word/2010/wordml" xmlns:w15="http://schemas.microsoft.com/office/word/2012/wordml" xmlns:w16cex="http://schemas.microsoft.com/office/word/2018/wordml/cex" xmlns:w16cid="http://schemas.microsoft.com/office/word/2016/wordml/cid" xmlns:w16="http://schemas.microsoft.com/office/word/2018/wordml" xmlns:w16du="http://schemas.microsoft.com/office/word/2023/wordml/word16du" xmlns:w16sdtdh="http://schemas.microsoft.com/office/word/2020/wordml/sdtdatahash" xmlns:w16se="http://schemas.microsoft.com/office/word/2015/wordml/symex" xmlns:wpg="http://schemas.microsoft.com/office/word/2010/wordprocessingGroup" xmlns:wpi="http://schemas.microsoft.com/office/word/2010/wordprocessingInk" xmlns:wne="http://schemas.microsoft.com/office/word/2006/wordml" xmlns:wps="http://schemas.microsoft.com/office/word/2010/wordprocessingShape" mc:Ignorable="w14 w15 w16se w16cid w16 w16cex w16sdtdh w16du wp14">
+<w:footnotes xmlns:wpc="http://schemas.microsoft.com/office/word/2010/wordprocessingCanvas" xmlns:cx="http://schemas.microsoft.com/office/drawing/2014/chartex" xmlns:cx1="http://schemas.microsoft.com/office/drawing/2015/9/8/chartex" xmlns:cx2="http://schemas.microsoft.com/office/drawing/2015/10/21/chartex" xmlns:cx3="http://schemas.microsoft.com/office/drawing/2016/5/9/chartex" xmlns:cx4="http://schemas.microsoft.com/office/drawing/2016/5/10/chartex" xmlns:cx5="http://schemas.microsoft.com/office/drawing/2016/5/11/chartex" xmlns:cx6="http://schemas.microsoft.com/office/drawing/2016/5/12/chartex" xmlns:cx7="http://schemas.microsoft.com/office/drawing/2016/5/13/chartex" xmlns:cx8="http://schemas.microsoft.com/office/drawing/2016/5/14/chartex" xmlns:mc="http://schemas.openxmlformats.org/markup-compatibility/2006" xmlns:aink="http://schemas.microsoft.com/office/drawing/2016/ink" xmlns:am3d="http://schemas.microsoft.com/office/drawing/2017/model3d" xmlns:o="urn:schemas-microsoft-com:office:office" xmlns:oel="http://schemas.microsoft.com/office/2019/extlst" xmlns:r="http://schemas.openxmlformats.org/officeDocument/2006/relationships" xmlns:m="http://schemas.openxmlformats.org/officeDocument/2006/math" xmlns:v="urn:schemas-microsoft-com:vml" xmlns:wp14="http://schemas.microsoft.com/office/word/2010/wordprocessingDrawing" xmlns:wp="http://schemas.openxmlformats.org/drawingml/2006/wordprocessingDrawing" xmlns:w10="urn:schemas-microsoft-com:office:word" xmlns:w="http://schemas.openxmlformats.org/wordprocessingml/2006/main" xmlns:w14="http://schemas.microsoft.com/office/word/2010/wordml" xmlns:w15="http://schemas.microsoft.com/office/word/2012/wordml" xmlns:w16cex="http://schemas.microsoft.com/office/word/2018/wordml/cex" xmlns:w16cid="http://schemas.microsoft.com/office/word/2016/wordml/cid" xmlns:w16="http://schemas.microsoft.com/office/word/2018/wordml" xmlns:w16du="http://schemas.microsoft.com/office/word/2023/wordml/word16du" xmlns:w16sdtdh="http://schemas.microsoft.com/office/word/2020/wordml/sdtdatahash" xmlns:w16sdtfl="http://schemas.microsoft.com/office/word/2024/wordml/sdtformatlock" xmlns:w16se="http://schemas.microsoft.com/office/word/2015/wordml/symex" xmlns:wpg="http://schemas.microsoft.com/office/word/2010/wordprocessingGroup" xmlns:wpi="http://schemas.microsoft.com/office/word/2010/wordprocessingInk" xmlns:wne="http://schemas.microsoft.com/office/word/2006/wordml" xmlns:wps="http://schemas.microsoft.com/office/word/2010/wordprocessingShape" mc:Ignorable="w14 w15 w16se w16cid w16 w16cex w16sdtdh w16sdtfl w16du wp14">
   <w:footnote w:type="separator" w:id="-1">
     <w:p>
       <w:pPr>
@@ -1211,7 +1436,7 @@
 </file>
 
 <file path=word/header1.xml><?xml version="1.0" encoding="utf-8"?>
-<w:hdr xmlns:wpc="http://schemas.microsoft.com/office/word/2010/wordprocessingCanvas" xmlns:cx="http://schemas.microsoft.com/office/drawing/2014/chartex" xmlns:cx1="http://schemas.microsoft.com/office/drawing/2015/9/8/chartex" xmlns:cx2="http://schemas.microsoft.com/office/drawing/2015/10/21/chartex" xmlns:cx3="http://schemas.microsoft.com/office/drawing/2016/5/9/chartex" xmlns:cx4="http://schemas.microsoft.com/office/drawing/2016/5/10/chartex" xmlns:cx5="http://schemas.microsoft.com/office/drawing/2016/5/11/chartex" xmlns:cx6="http://schemas.microsoft.com/office/drawing/2016/5/12/chartex" xmlns:cx7="http://schemas.microsoft.com/office/drawing/2016/5/13/chartex" xmlns:cx8="http://schemas.microsoft.com/office/drawing/2016/5/14/chartex" xmlns:mc="http://schemas.openxmlformats.org/markup-compatibility/2006" xmlns:aink="http://schemas.microsoft.com/office/drawing/2016/ink" xmlns:am3d="http://schemas.microsoft.com/office/drawing/2017/model3d" xmlns:o="urn:schemas-microsoft-com:office:office" xmlns:oel="http://schemas.microsoft.com/office/2019/extlst" xmlns:r="http://schemas.openxmlformats.org/officeDocument/2006/relationships" xmlns:m="http://schemas.openxmlformats.org/officeDocument/2006/math" xmlns:v="urn:schemas-microsoft-com:vml" xmlns:wp14="http://schemas.microsoft.com/office/word/2010/wordprocessingDrawing" xmlns:wp="http://schemas.openxmlformats.org/drawingml/2006/wordprocessingDrawing" xmlns:w10="urn:schemas-microsoft-com:office:word" xmlns:w="http://schemas.openxmlformats.org/wordprocessingml/2006/main" xmlns:w14="http://schemas.microsoft.com/office/word/2010/wordml" xmlns:w15="http://schemas.microsoft.com/office/word/2012/wordml" xmlns:w16cex="http://schemas.microsoft.com/office/word/2018/wordml/cex" xmlns:w16cid="http://schemas.microsoft.com/office/word/2016/wordml/cid" xmlns:w16="http://schemas.microsoft.com/office/word/2018/wordml" xmlns:w16du="http://schemas.microsoft.com/office/word/2023/wordml/word16du" xmlns:w16sdtdh="http://schemas.microsoft.com/office/word/2020/wordml/sdtdatahash" xmlns:w16se="http://schemas.microsoft.com/office/word/2015/wordml/symex" xmlns:wpg="http://schemas.microsoft.com/office/word/2010/wordprocessingGroup" xmlns:wpi="http://schemas.microsoft.com/office/word/2010/wordprocessingInk" xmlns:wne="http://schemas.microsoft.com/office/word/2006/wordml" xmlns:wps="http://schemas.microsoft.com/office/word/2010/wordprocessingShape" mc:Ignorable="w14 w15 w16se w16cid w16 w16cex w16sdtdh w16du wp14">
+<w:hdr xmlns:wpc="http://schemas.microsoft.com/office/word/2010/wordprocessingCanvas" xmlns:cx="http://schemas.microsoft.com/office/drawing/2014/chartex" xmlns:cx1="http://schemas.microsoft.com/office/drawing/2015/9/8/chartex" xmlns:cx2="http://schemas.microsoft.com/office/drawing/2015/10/21/chartex" xmlns:cx3="http://schemas.microsoft.com/office/drawing/2016/5/9/chartex" xmlns:cx4="http://schemas.microsoft.com/office/drawing/2016/5/10/chartex" xmlns:cx5="http://schemas.microsoft.com/office/drawing/2016/5/11/chartex" xmlns:cx6="http://schemas.microsoft.com/office/drawing/2016/5/12/chartex" xmlns:cx7="http://schemas.microsoft.com/office/drawing/2016/5/13/chartex" xmlns:cx8="http://schemas.microsoft.com/office/drawing/2016/5/14/chartex" xmlns:mc="http://schemas.openxmlformats.org/markup-compatibility/2006" xmlns:aink="http://schemas.microsoft.com/office/drawing/2016/ink" xmlns:am3d="http://schemas.microsoft.com/office/drawing/2017/model3d" xmlns:o="urn:schemas-microsoft-com:office:office" xmlns:oel="http://schemas.microsoft.com/office/2019/extlst" xmlns:r="http://schemas.openxmlformats.org/officeDocument/2006/relationships" xmlns:m="http://schemas.openxmlformats.org/officeDocument/2006/math" xmlns:v="urn:schemas-microsoft-com:vml" xmlns:wp14="http://schemas.microsoft.com/office/word/2010/wordprocessingDrawing" xmlns:wp="http://schemas.openxmlformats.org/drawingml/2006/wordprocessingDrawing" xmlns:w10="urn:schemas-microsoft-com:office:word" xmlns:w="http://schemas.openxmlformats.org/wordprocessingml/2006/main" xmlns:w14="http://schemas.microsoft.com/office/word/2010/wordml" xmlns:w15="http://schemas.microsoft.com/office/word/2012/wordml" xmlns:w16cex="http://schemas.microsoft.com/office/word/2018/wordml/cex" xmlns:w16cid="http://schemas.microsoft.com/office/word/2016/wordml/cid" xmlns:w16="http://schemas.microsoft.com/office/word/2018/wordml" xmlns:w16du="http://schemas.microsoft.com/office/word/2023/wordml/word16du" xmlns:w16sdtdh="http://schemas.microsoft.com/office/word/2020/wordml/sdtdatahash" xmlns:w16sdtfl="http://schemas.microsoft.com/office/word/2024/wordml/sdtformatlock" xmlns:w16se="http://schemas.microsoft.com/office/word/2015/wordml/symex" xmlns:wpg="http://schemas.microsoft.com/office/word/2010/wordprocessingGroup" xmlns:wpi="http://schemas.microsoft.com/office/word/2010/wordprocessingInk" xmlns:wne="http://schemas.microsoft.com/office/word/2006/wordml" xmlns:wps="http://schemas.microsoft.com/office/word/2010/wordprocessingShape" mc:Ignorable="w14 w15 w16se w16cid w16 w16cex w16sdtdh w16sdtfl w16du wp14">
   <w:p>
     <w:pPr>
       <w:widowControl w:val="0"/>
@@ -1659,7 +1884,7 @@
 </file>
 
 <file path=word/styles.xml><?xml version="1.0" encoding="utf-8"?>
-<w:styles xmlns:mc="http://schemas.openxmlformats.org/markup-compatibility/2006" xmlns:r="http://schemas.openxmlformats.org/officeDocument/2006/relationships" xmlns:w="http://schemas.openxmlformats.org/wordprocessingml/2006/main" xmlns:w14="http://schemas.microsoft.com/office/word/2010/wordml" xmlns:w15="http://schemas.microsoft.com/office/word/2012/wordml" xmlns:w16cex="http://schemas.microsoft.com/office/word/2018/wordml/cex" xmlns:w16cid="http://schemas.microsoft.com/office/word/2016/wordml/cid" xmlns:w16="http://schemas.microsoft.com/office/word/2018/wordml" xmlns:w16du="http://schemas.microsoft.com/office/word/2023/wordml/word16du" xmlns:w16sdtdh="http://schemas.microsoft.com/office/word/2020/wordml/sdtdatahash" xmlns:w16se="http://schemas.microsoft.com/office/word/2015/wordml/symex" mc:Ignorable="w14 w15 w16se w16cid w16 w16cex w16sdtdh w16du">
+<w:styles xmlns:mc="http://schemas.openxmlformats.org/markup-compatibility/2006" xmlns:r="http://schemas.openxmlformats.org/officeDocument/2006/relationships" xmlns:w="http://schemas.openxmlformats.org/wordprocessingml/2006/main" xmlns:w14="http://schemas.microsoft.com/office/word/2010/wordml" xmlns:w15="http://schemas.microsoft.com/office/word/2012/wordml" xmlns:w16cex="http://schemas.microsoft.com/office/word/2018/wordml/cex" xmlns:w16cid="http://schemas.microsoft.com/office/word/2016/wordml/cid" xmlns:w16="http://schemas.microsoft.com/office/word/2018/wordml" xmlns:w16du="http://schemas.microsoft.com/office/word/2023/wordml/word16du" xmlns:w16sdtdh="http://schemas.microsoft.com/office/word/2020/wordml/sdtdatahash" xmlns:w16sdtfl="http://schemas.microsoft.com/office/word/2024/wordml/sdtformatlock" xmlns:w16se="http://schemas.microsoft.com/office/word/2015/wordml/symex" mc:Ignorable="w14 w15 w16se w16cid w16 w16cex w16sdtdh w16sdtfl w16du">
   <w:docDefaults>
     <w:rPrDefault>
       <w:rPr>
